--- a/klagomål/A 60129-2022 FSC-klagomål.docx
+++ b/klagomål/A 60129-2022 FSC-klagomål.docx
@@ -1299,7 +1299,7 @@
     <w:r>
       <w:tab/>
       <w:tab/>
-      <w:t>2026-06-18</w:t>
+      <w:t>2026-06-19</w:t>
       <w:br/>
       <w:br/>
     </w:r>

--- a/klagomål/A 60129-2022 FSC-klagomål.docx
+++ b/klagomål/A 60129-2022 FSC-klagomål.docx
@@ -1299,7 +1299,7 @@
     <w:r>
       <w:tab/>
       <w:tab/>
-      <w:t>2026-06-19</w:t>
+      <w:t>2026-06-20</w:t>
       <w:br/>
       <w:br/>
     </w:r>

--- a/klagomål/A 60129-2022 FSC-klagomål.docx
+++ b/klagomål/A 60129-2022 FSC-klagomål.docx
@@ -168,38 +168,7 @@
     </w:p>
     <w:p>
       <w:r>
-        <w:t>Detta dokument behandlar höga naturvärden i avverkningsanmälan A 60129-2022 i Rättviks kommun som inkom 2022-12-14 och omfattar 0,6 ha.</w:t>
-      </w:r>
-    </w:p>
-    <w:p>
-      <w:r>
-        <w:t>Nedan presenteras fynd av naturvårdsarter och fridlysta arter som gjorts i det avverkningsanmälda området, samt relevanta utdrag ur standarderna för FSC, Chain of Custody, Controlled Wood och PEFC. I BILAGA 1 finns artfakta om fridlysta och rödlistade arter.</w:t>
-      </w:r>
-    </w:p>
-    <w:p>
-      <w:r>
-        <w:t>Vi förväntar oss att ni återkommer med ett skriftligt svar på vårt klagomål och även beskriver vilka korrigerande åtgärder ni satt in för att rätta till identifierade brister i er efterlevnad av den svenska FSC standarden.</w:t>
-      </w:r>
-    </w:p>
-    <w:p>
-      <w:pPr>
-        <w:pStyle w:val="Heading1"/>
-      </w:pPr>
-      <w:r>
-        <w:t>Naturvårdsarter</w:t>
-      </w:r>
-    </w:p>
-    <w:p>
-      <w:r>
-        <w:t>I och inom 25 meter från avverkningsanmälan har följande 10 naturvårdsarter hittats: garnlav (VU, T), dropptaggsvamp (NT, T), lunglav (NT, T), skrovellav (NT, T), bårdlav (S, T), stuplav (S, T), gråspett (T, §4), spillkråka (T, §4), tjäder (T, §4) och kungsfågel (§4). Av dessa är 4 rödlistade. För rödlistade arter har rödlistekategorin angivits inom parentes. Arter som är signalarter enligt Skogsstyrelsen har markerats med (S). Typiska arter inom Natura 2000 som är kopplade till skogsekosystem har markerats med (T). För fridlysta arter anges även paragrafen i Artskyddsförordningen som arten är fridlyst enligt.</w:t>
-      </w:r>
-    </w:p>
-    <w:p>
-      <w:r>
-        <w:t>De påträffade naturvårdsarterna är ett tydligt kvitto på att det rör sig om en skog med höga naturvärden.</w:t>
-      </w:r>
-      <w:r>
-        <w:t xml:space="preserve"> I Figur 1 visas fyndplatser för naturvårdsarter i området, som finns registrerade på Artportalen.</w:t>
+        <w:t>Detta klagomål behandlar höga naturvärden i avverkningsanmälan A 60129-2022 i Rättviks kommun som inkom 2022-12-14 och omfattar 0,6 ha.</w:t>
       </w:r>
     </w:p>
     <w:p>
@@ -247,34 +216,290 @@
         <w:spacing w:after="240"/>
       </w:pPr>
       <w:r>
-        <w:t>Figur 1. Fyndplatser för naturvårdsarter i och inom 25 meter från avverkningsanmälan (röd linje). Markörer utan svart kant är placerade på fyndplatsen. Markörer med svart kant är placerade vid sidan av fyndplatsen och har ett svart streck som visar fyndplatsens exakta position. Kartans mittpunktskoordinat är N 6822639, E 507852 i SWEREF 99 TM.</w:t>
+        <w:t>Figur 1. Fyndplatser för naturvårdsarter i och inom 25 meter från avverkningsanmälan. Markörer utan svart kant är placerade på fyndplatsen. Markörer med svart kant är placerade vid sidan av fyndplatsen har ett svart streck som visar fyndplatsens exakta position. Kartans mittpunktskoordinat är N 6822639, E 507852 i SWEREF 99 TM.</w:t>
+      </w:r>
+    </w:p>
+    <w:p>
+      <w:r>
+        <w:t>I och inom 25 meter från avverkningsanmälan finns fynd av 10 naturvårdsarter, varav 4 är rödlistade, 4 är fridlysta, 9 är typiska (T) och 2 är signalarter (S): garnlav (VU, T), dropptaggsvamp (NT, T), lunglav (NT, T), skrovellav (NT, T), bårdlav (S, T), stuplav (S, T), gråspett (T, §4), spillkråka (T, §4), tjäder (T, §4) och kungsfågel (§4). Se Figur 1.</w:t>
+      </w:r>
+    </w:p>
+    <w:p>
+      <w:r>
+        <w:t>Nedan presenteras relevanta utdrag ur standarderna för FSC, Chain of Custody, Controlled Wood och PEFC.</w:t>
+      </w:r>
+    </w:p>
+    <w:p>
+      <w:r>
+        <w:t>Vi förväntar oss att ni återkommer med ett skriftligt svar på vårt klagomål och även beskriver vilka korrigerande åtgärder ni satt in för att rätta till identifierade brister i er efterlevnad av den svenska FSC standarden.</w:t>
       </w:r>
     </w:p>
     <w:p>
       <w:pPr>
-        <w:pStyle w:val="Heading2"/>
+        <w:pStyle w:val="Heading1"/>
       </w:pPr>
       <w:r>
-        <w:t>Fridlysta arter</w:t>
+        <w:t>Naturvårdsarter och fridlysta arter</w:t>
       </w:r>
     </w:p>
     <w:p>
       <w:r>
-        <w:t>Följande fridlysta arter har sina livsmiljöer och växtplatser i den avverkningsanmälda skogen: gråspett (T, §4), spillkråka (T, §4), tjäder (T, §4) och kungsfågel (§4).</w:t>
+        <w:t>Nedan följer beskrivningar av de naturvårdsarter och fridlysta arter som har sina livsmiljöer och växtplatser i den avverkningsanmälda skogen. Se även ytterligare artfakta i BILAGA 1. De påträffade naturvårdsarterna är ett tydligt kvitto på att det rör sig om en skog med höga naturvärden.</w:t>
       </w:r>
     </w:p>
     <w:p>
-      <w:r>
-        <w:t xml:space="preserve">Observera att medlemsländerna är skyldiga att agera i enlighet med EU:s fågeldirektiv där det uttryckligen står att direktivet gäller för fåglar samt för deras ägg, bon och </w:t>
-      </w:r>
       <w:r>
         <w:rPr>
           <w:b/>
         </w:rPr>
-        <w:t xml:space="preserve">livsmiljöer </w:t>
-      </w:r>
-      <w:r>
-        <w:t>(artikel 1). Vidare att de åtgärder som vidtas inte får leda till en försämring av den nuvarande situationen beträffande bevarandet av de fågelarter som avses i artikel 1 (artikel 13). Fågeldirektivet är styrande för tillsynsansvariga myndigheters ärendehantering, ställningstaganden och beslutsfattande.</w:t>
+        <w:t>Garnlav (VU)</w:t>
+      </w:r>
+      <w:r>
+        <w:t xml:space="preserve"> är en utpräglad barrskogsart som ibland kan drapera träden i norrländska grannaturskogar med hög luftfuktighet. Den förekommer även i talldominerade bestånd där den, förutom i trädens grenverk, påträffas hängande över ojämnheter i tallbarken. Arten har minskat starkt i södra och mellersta Sverige och den minskar även i sitt nordliga utbredningsområde. Minskningstakten uppgår till 30 (20–50) % inom 50 år och överstiger gränsvärdet för Sårbar (VU). Orsaken till tillbakagången beror främst på slutavverkningar av naturskogsartade skogar. Bestånd med riklig förekomst bör regelmässigt sparas, vilket även gynnar flera andra sällsynta och rödlistade arter. Garnlav är värdväxt för den mycket sällsynta och akut hotade fjärilen barrskogslavfly (CR) som hör hemma i boreala barrskogar med riklig förekomst av värdväxten. Tidigare kunde arten konstateras årligen på flera platser vid Dala-Floda i Dalarna innan lokalerna kalavverkades. Senaste fyndet i landet av barrskogslavfly är från år 2000 då den påträffades vid Högberget i Sollefteå kommun. Garnlav är typisk art för </w:t>
+      </w:r>
+      <w:r>
+        <w:rPr>
+          <w:i/>
+        </w:rPr>
+        <w:t xml:space="preserve">9010 Taiga </w:t>
+      </w:r>
+      <w:r>
+        <w:t>och</w:t>
+      </w:r>
+      <w:r>
+        <w:rPr>
+          <w:i/>
+        </w:rPr>
+        <w:t xml:space="preserve"> 9070 Trädklädd betesmark</w:t>
+      </w:r>
+      <w:r>
+        <w:t xml:space="preserve"> (SLU Artdatabanken, 2026).</w:t>
+      </w:r>
+    </w:p>
+    <w:p>
+      <w:r>
+        <w:rPr>
+          <w:b/>
+        </w:rPr>
+        <w:t>Dropptaggsvamp (NT)</w:t>
+      </w:r>
+      <w:r>
+        <w:t xml:space="preserve"> bildar mykorrhiza med tall, främst i barrskog med trädkontinuitet, i magra, torra och ljusöppna lavtallskogar och i barrblandskogar med friskmossor och lingon i fältskiktet. Den totala populationen i landet har minskat och bedöms fortsätta minska till följd av slutavverkningar av tallskog. Det är högst oklart om arten långsiktigt kan etablera och reproducera sig i skogsbestånd som brukas med trakthyggesmetoder, markberedning, gödsling eller föryngring med förädlat plantmaterial. Uppfyller kriterierna för att bli rödlistad på grund av ny kunskap som visar att en större andel av populationen än tidigare bedömt är knuten till kontinuitetsbarrskog. Minskningstakten för den svenska populationen bedöms vara nära gränsvärdet för Sårbar (VU). Dropptaggsvamp är typisk art för </w:t>
+      </w:r>
+      <w:r>
+        <w:rPr>
+          <w:i/>
+        </w:rPr>
+        <w:t xml:space="preserve">9010 Taiga </w:t>
+      </w:r>
+      <w:r>
+        <w:t>(SLU Artdatabanken, 2026).</w:t>
+      </w:r>
+    </w:p>
+    <w:p>
+      <w:r>
+        <w:rPr>
+          <w:b/>
+        </w:rPr>
+        <w:t>Lunglav (NT)</w:t>
+      </w:r>
+      <w:r>
+        <w:t xml:space="preserve"> är en av vårt lands främsta signalarter som överallt indikerar gamla lövträd, skogsbestånd med höga naturvärden och ekosystem med långskoglig kontinuitet. Lokalt kan förekomsten vara mycket riklig men den hittas nästan enbart i gamla och ej slutavverkade skogar. Artens samtliga förekomster bör uppmärksammas från naturvårdssynpunkt, då många lokaler även hyser andra ovanliga och rödlistade arter. Rikliga förekomster bör skyddas med biotopskydd, frivilliga avsättningar eller reservat. På lunglav kan de sällsynta lavparasiterna lunglavshårprick (CR), </w:t>
+      </w:r>
+      <w:r>
+        <w:rPr>
+          <w:i/>
+        </w:rPr>
+        <w:t>Abrothallus diederichii</w:t>
+      </w:r>
+      <w:r>
+        <w:t xml:space="preserve"> (VU), </w:t>
+      </w:r>
+      <w:r>
+        <w:rPr>
+          <w:i/>
+        </w:rPr>
+        <w:t>Abrothallus lobariae</w:t>
+      </w:r>
+      <w:r>
+        <w:t xml:space="preserve"> (VU), </w:t>
+      </w:r>
+      <w:r>
+        <w:rPr>
+          <w:i/>
+        </w:rPr>
+        <w:t>Calycina lobariae</w:t>
+      </w:r>
+      <w:r>
+        <w:t xml:space="preserve"> (VU), lunglavsknapp (VU) och skrovelmössing (VU) påträffas. Lunglav är typisk art för </w:t>
+      </w:r>
+      <w:r>
+        <w:rPr>
+          <w:i/>
+        </w:rPr>
+        <w:t>9010 Taiga, 9020 Nordlig ädellövskog, 9110 Näringsfattig bokskog, 9130 Näringsrik bokskog, 9160 Näringsrik ekskog, 9180 Ädellövskog i branter, 9190 Näringsfattig ekskog, 9070 Trädklädd betesmark, 9040 Fjällbjörkskog</w:t>
+      </w:r>
+      <w:r>
+        <w:t xml:space="preserve"> och</w:t>
+      </w:r>
+      <w:r>
+        <w:rPr>
+          <w:i/>
+        </w:rPr>
+        <w:t xml:space="preserve"> 6530 Lövängar</w:t>
+      </w:r>
+      <w:r>
+        <w:t xml:space="preserve"> (SLU Artdatabanken, 2026; Nitare &amp; Skogsstyrelsen, 2019).</w:t>
+      </w:r>
+    </w:p>
+    <w:p>
+      <w:r>
+        <w:rPr>
+          <w:b/>
+        </w:rPr>
+        <w:t>Skrovellav (NT)</w:t>
+      </w:r>
+      <w:r>
+        <w:t xml:space="preserve"> växer på gamla lövträd och på klippor i gamla skogar med hög och jämn luftfuktighet. Slutavverkning av kontinuitetsskog utgör det största hotet och lavens fortsatta förekomst bör säkerställas genom att lokaler med äldre skog skyddas. I områden med mycket hög luftfuktighet kan man på bålen av skrovellav finna de sällsynta parasitsvamparna skrovellavsknapp (EN), </w:t>
+      </w:r>
+      <w:r>
+        <w:rPr>
+          <w:i/>
+        </w:rPr>
+        <w:t>Catillaria lobariicola</w:t>
+      </w:r>
+      <w:r>
+        <w:t xml:space="preserve"> (VU) och </w:t>
+      </w:r>
+      <w:r>
+        <w:rPr>
+          <w:i/>
+        </w:rPr>
+        <w:t>Merismatium lobariae</w:t>
+      </w:r>
+      <w:r>
+        <w:t xml:space="preserve"> (DD). Skrovellav är typisk art för </w:t>
+      </w:r>
+      <w:r>
+        <w:rPr>
+          <w:i/>
+        </w:rPr>
+        <w:t xml:space="preserve">9010 Taiga, 9020 Nordlig ädellövskog, 9040 Fjällbjörkskog, 9070 Trädklädd betesmark, 9160 Näringsrik ekskog, 9180 Ädellövskog i branter, 9190 Näringsfattig ekskog, 8210 Kalkbranter </w:t>
+      </w:r>
+      <w:r>
+        <w:t xml:space="preserve">och </w:t>
+      </w:r>
+      <w:r>
+        <w:rPr>
+          <w:i/>
+        </w:rPr>
+        <w:t>6530 Lövängar</w:t>
+      </w:r>
+      <w:r>
+        <w:t xml:space="preserve"> (SLU Artdatabanken, 2026; Nitare &amp; Skogsstyrelsen, 2019).</w:t>
+      </w:r>
+    </w:p>
+    <w:p>
+      <w:r>
+        <w:rPr>
+          <w:b/>
+        </w:rPr>
+        <w:t>Bårdlav</w:t>
+      </w:r>
+      <w:r>
+        <w:t xml:space="preserve"> signalerar miljöer med höga naturvärden och på lokalerna finns vanligtvis många andra ovanliga och rödlistade arter. Den visar även på platser med hög och jämn luftfuktighet. På bårdlav och andra njurlavar (Nephroma) kan de sällsynta parasiterna </w:t>
+      </w:r>
+      <w:r>
+        <w:rPr>
+          <w:i/>
+        </w:rPr>
+        <w:t xml:space="preserve">Protounguicularia nephromatis </w:t>
+      </w:r>
+      <w:r>
+        <w:t xml:space="preserve">(VU) och </w:t>
+      </w:r>
+      <w:r>
+        <w:rPr>
+          <w:i/>
+        </w:rPr>
+        <w:t xml:space="preserve">Tremella nephromatis </w:t>
+      </w:r>
+      <w:r>
+        <w:t xml:space="preserve">(DD) påträffas. Bårdlav är typisk art för </w:t>
+      </w:r>
+      <w:r>
+        <w:rPr>
+          <w:i/>
+        </w:rPr>
+        <w:t xml:space="preserve">9010 Taiga, 9020 Nordlig ädellövskog, 9070 Trädklädd betesmark, 9110 Näringsfattig bokskog, 9160 Näringsrik ekskog, 9180 Ädellövskog i branter </w:t>
+      </w:r>
+      <w:r>
+        <w:t>och</w:t>
+      </w:r>
+      <w:r>
+        <w:rPr>
+          <w:i/>
+        </w:rPr>
+        <w:t xml:space="preserve"> 9190 Näringsfattig ekskog</w:t>
+      </w:r>
+      <w:r>
+        <w:t xml:space="preserve"> (SLU Artdatabanken, 2026; Nitare &amp; Skogsstyrelsen, 2019).</w:t>
+      </w:r>
+    </w:p>
+    <w:p>
+      <w:r>
+        <w:rPr>
+          <w:b/>
+        </w:rPr>
+        <w:t>Stuplav</w:t>
+      </w:r>
+      <w:r>
+        <w:t xml:space="preserve"> är en mycket bra signalart i hela sitt utbredningsområde och förekommer nästan enbart i skogsmiljöer med höga naturvärden. Den indikerar långvarig förekomst av gamla lövträd och miljöer med konstant hög luftfuktighet. I skogar med suboceaniskt klimat finns det en mycket sällsynt parasit, njurlavsknapp </w:t>
+      </w:r>
+      <w:r>
+        <w:rPr>
+          <w:i/>
+        </w:rPr>
+        <w:t>Pletocarpon nephromeum</w:t>
+      </w:r>
+      <w:r>
+        <w:t xml:space="preserve"> (EN), som växer på stuplav. Ytterligare tre sällsynta lavparasiter, </w:t>
+      </w:r>
+      <w:r>
+        <w:rPr>
+          <w:i/>
+        </w:rPr>
+        <w:t>Protounguicularia nephromatis</w:t>
+      </w:r>
+      <w:r>
+        <w:t xml:space="preserve"> (VU), </w:t>
+      </w:r>
+      <w:r>
+        <w:rPr>
+          <w:i/>
+        </w:rPr>
+        <w:t>Refractohilum galligenum</w:t>
+      </w:r>
+      <w:r>
+        <w:t xml:space="preserve"> (NT) och </w:t>
+      </w:r>
+      <w:r>
+        <w:rPr>
+          <w:i/>
+        </w:rPr>
+        <w:t>Roselliniella nephromatis</w:t>
+      </w:r>
+      <w:r>
+        <w:t xml:space="preserve"> (DD), kan också påträffas på stuplav. Stuplav är typisk art för </w:t>
+      </w:r>
+      <w:r>
+        <w:rPr>
+          <w:i/>
+        </w:rPr>
+        <w:t>9010 Taiga</w:t>
+      </w:r>
+      <w:r>
+        <w:t xml:space="preserve"> (SLU Artdatabanken, 2026; Nitare &amp; Skogsstyrelsen, 2019).</w:t>
       </w:r>
     </w:p>
     <w:p>
@@ -353,274 +578,6 @@
       </w:r>
       <w:r>
         <w:t>. Tjädern är en utpräglad skogsfågel knuten till större sammanhängande barrskogsområden. Tupparna och hönorna utnyttjar till viss del olika miljöer, och habitatvalet varierar dessutom mellan olika delar av året. För att det ska finnas livskraftiga tjäderbestånd krävs funktionella skogslandskap med en blandning av uppvuxen, gles och luckig skog, täta sumpskogar, myrar och andra små våtmarker. Arten försvinner när skogen fragmenteras och den sammanlagda arealen hyggen och andra öppna områden blir för stor. Ett småskaligt och försiktigt virkesuttag genom hyggesfria metoder kan i vissa fall vara möjligt i området inom 200 m från lekcentrum. Längre ut från lekcentrum, inom 200–500 m bör den avverkade ytan inte överskrida 1 hektar för att undvika alltför stora och snabba förändringar (Skogsstyrelsen, 2019; SLU Artdatabanken, 2024).</w:t>
-      </w:r>
-    </w:p>
-    <w:p>
-      <w:r>
-        <w:t>I BILAGA 1 finns mer detaljerad information om ekologi samt krav på livsmiljö hos fridlysta arter.</w:t>
-      </w:r>
-    </w:p>
-    <w:p>
-      <w:pPr>
-        <w:pStyle w:val="Heading2"/>
-      </w:pPr>
-      <w:r>
-        <w:t>Övriga naturvårdsarter</w:t>
-      </w:r>
-    </w:p>
-    <w:p>
-      <w:r>
-        <w:rPr>
-          <w:b/>
-        </w:rPr>
-        <w:t>Bårdlav</w:t>
-      </w:r>
-      <w:r>
-        <w:t xml:space="preserve"> signalerar miljöer med höga naturvärden och på lokalerna finns vanligtvis många andra ovanliga och rödlistade arter. Den visar även på platser med hög och jämn luftfuktighet. På bårdlav och andra njurlavar (Nephroma) kan de sällsynta parasiterna </w:t>
-      </w:r>
-      <w:r>
-        <w:rPr>
-          <w:i/>
-        </w:rPr>
-        <w:t xml:space="preserve">Protounguicularia nephromatis </w:t>
-      </w:r>
-      <w:r>
-        <w:t xml:space="preserve">(VU) och </w:t>
-      </w:r>
-      <w:r>
-        <w:rPr>
-          <w:i/>
-        </w:rPr>
-        <w:t xml:space="preserve">Tremella nephromatis </w:t>
-      </w:r>
-      <w:r>
-        <w:t xml:space="preserve">(DD) påträffas. Bårdlav är typisk art för </w:t>
-      </w:r>
-      <w:r>
-        <w:rPr>
-          <w:i/>
-        </w:rPr>
-        <w:t xml:space="preserve">9010 Taiga, 9020 Nordlig ädellövskog, 9070 Trädklädd betesmark, 9110 Näringsfattig bokskog, 9160 Näringsrik ekskog, 9180 Ädellövskog i branter </w:t>
-      </w:r>
-      <w:r>
-        <w:t>och</w:t>
-      </w:r>
-      <w:r>
-        <w:rPr>
-          <w:i/>
-        </w:rPr>
-        <w:t xml:space="preserve"> 9190 Näringsfattig ekskog</w:t>
-      </w:r>
-      <w:r>
-        <w:t xml:space="preserve"> (SLU Artdatabanken, 2026; Nitare &amp; Skogsstyrelsen, 2019).</w:t>
-      </w:r>
-    </w:p>
-    <w:p>
-      <w:r>
-        <w:rPr>
-          <w:b/>
-        </w:rPr>
-        <w:t>Dropptaggsvamp (NT)</w:t>
-      </w:r>
-      <w:r>
-        <w:t xml:space="preserve"> bildar mykorrhiza med tall, främst i barrskog med trädkontinuitet, i magra, torra och ljusöppna lavtallskogar och i barrblandskogar med friskmossor och lingon i fältskiktet. Den totala populationen i landet har minskat och bedöms fortsätta minska till följd av slutavverkningar av tallskog. Det är högst oklart om arten långsiktigt kan etablera och reproducera sig i skogsbestånd som brukas med trakthyggesmetoder, markberedning, gödsling eller föryngring med förädlat plantmaterial. Uppfyller kriterierna för att bli rödlistad på grund av ny kunskap som visar att en större andel av populationen än tidigare bedömt är knuten till kontinuitetsbarrskog. Minskningstakten för den svenska populationen bedöms vara nära gränsvärdet för Sårbar (VU). Dropptaggsvamp är typisk art för </w:t>
-      </w:r>
-      <w:r>
-        <w:rPr>
-          <w:i/>
-        </w:rPr>
-        <w:t xml:space="preserve">9010 Taiga </w:t>
-      </w:r>
-      <w:r>
-        <w:t>(SLU Artdatabanken, 2026).</w:t>
-      </w:r>
-    </w:p>
-    <w:p>
-      <w:r>
-        <w:rPr>
-          <w:b/>
-        </w:rPr>
-        <w:t>Garnlav (VU)</w:t>
-      </w:r>
-      <w:r>
-        <w:t xml:space="preserve"> är en utpräglad barrskogsart som ibland kan drapera träden i norrländska grannaturskogar med hög luftfuktighet. Den förekommer även i talldominerade bestånd där den, förutom i trädens grenverk, påträffas hängande över ojämnheter i tallbarken. Arten har minskat starkt i södra och mellersta Sverige och den minskar även i sitt nordliga utbredningsområde. Minskningstakten uppgår till 30 (20–50) % inom 50 år och överstiger gränsvärdet för Sårbar (VU). Orsaken till tillbakagången beror främst på slutavverkningar av naturskogsartade skogar. Bestånd med riklig förekomst bör regelmässigt sparas, vilket även gynnar flera andra sällsynta och rödlistade arter. Garnlav är värdväxt för den mycket sällsynta och akut hotade fjärilen barrskogslavfly (CR) som hör hemma i boreala barrskogar med riklig förekomst av värdväxten. Tidigare kunde arten konstateras årligen på flera platser vid Dala-Floda i Dalarna innan lokalerna kalavverkades. Senaste fyndet i landet av barrskogslavfly är från år 2000 då den påträffades vid Högberget i Sollefteå kommun. Garnlav är typisk art för </w:t>
-      </w:r>
-      <w:r>
-        <w:rPr>
-          <w:i/>
-        </w:rPr>
-        <w:t xml:space="preserve">9010 Taiga </w:t>
-      </w:r>
-      <w:r>
-        <w:t>och</w:t>
-      </w:r>
-      <w:r>
-        <w:rPr>
-          <w:i/>
-        </w:rPr>
-        <w:t xml:space="preserve"> 9070 Trädklädd betesmark</w:t>
-      </w:r>
-      <w:r>
-        <w:t xml:space="preserve"> (SLU Artdatabanken, 2026).</w:t>
-      </w:r>
-    </w:p>
-    <w:p>
-      <w:r>
-        <w:rPr>
-          <w:b/>
-        </w:rPr>
-        <w:t>Lunglav (NT)</w:t>
-      </w:r>
-      <w:r>
-        <w:t xml:space="preserve"> är en av vårt lands främsta signalarter som överallt indikerar gamla lövträd, skogsbestånd med höga naturvärden och ekosystem med långskoglig kontinuitet. Lokalt kan förekomsten vara mycket riklig men den hittas nästan enbart i gamla och ej slutavverkade skogar. Artens samtliga förekomster bör uppmärksammas från naturvårdssynpunkt, då många lokaler även hyser andra ovanliga och rödlistade arter. Rikliga förekomster bör skyddas med biotopskydd, frivilliga avsättningar eller reservat. På lunglav kan de sällsynta lavparasiterna lunglavshårprick (CR), </w:t>
-      </w:r>
-      <w:r>
-        <w:rPr>
-          <w:i/>
-        </w:rPr>
-        <w:t>Abrothallus diederichii</w:t>
-      </w:r>
-      <w:r>
-        <w:t xml:space="preserve"> (VU), </w:t>
-      </w:r>
-      <w:r>
-        <w:rPr>
-          <w:i/>
-        </w:rPr>
-        <w:t>Abrothallus lobariae</w:t>
-      </w:r>
-      <w:r>
-        <w:t xml:space="preserve"> (VU), </w:t>
-      </w:r>
-      <w:r>
-        <w:rPr>
-          <w:i/>
-        </w:rPr>
-        <w:t>Calycina lobariae</w:t>
-      </w:r>
-      <w:r>
-        <w:t xml:space="preserve"> (VU), lunglavsknapp (VU) och skrovelmössing (VU) påträffas. Lunglav är typisk art för </w:t>
-      </w:r>
-      <w:r>
-        <w:rPr>
-          <w:i/>
-        </w:rPr>
-        <w:t>9010 Taiga, 9020 Nordlig ädellövskog, 9110 Näringsfattig bokskog, 9130 Näringsrik bokskog, 9160 Näringsrik ekskog, 9180 Ädellövskog i branter, 9190 Näringsfattig ekskog, 9070 Trädklädd betesmark, 9040 Fjällbjörkskog</w:t>
-      </w:r>
-      <w:r>
-        <w:t xml:space="preserve"> och</w:t>
-      </w:r>
-      <w:r>
-        <w:rPr>
-          <w:i/>
-        </w:rPr>
-        <w:t xml:space="preserve"> 6530 Lövängar</w:t>
-      </w:r>
-      <w:r>
-        <w:t xml:space="preserve"> (SLU Artdatabanken, 2026; Nitare &amp; Skogsstyrelsen, 2019).</w:t>
-      </w:r>
-    </w:p>
-    <w:p>
-      <w:r>
-        <w:rPr>
-          <w:b/>
-        </w:rPr>
-        <w:t>Skrovellav (NT)</w:t>
-      </w:r>
-      <w:r>
-        <w:t xml:space="preserve"> växer på gamla lövträd och på klippor i gamla skogar med hög och jämn luftfuktighet. Slutavverkning av kontinuitetsskog utgör det största hotet och lavens fortsatta förekomst bör säkerställas genom att lokaler med äldre skog skyddas. I områden med mycket hög luftfuktighet kan man på bålen av skrovellav finna de sällsynta parasitsvamparna skrovellavsknapp (EN), </w:t>
-      </w:r>
-      <w:r>
-        <w:rPr>
-          <w:i/>
-        </w:rPr>
-        <w:t>Catillaria lobariicola</w:t>
-      </w:r>
-      <w:r>
-        <w:t xml:space="preserve"> (VU) och </w:t>
-      </w:r>
-      <w:r>
-        <w:rPr>
-          <w:i/>
-        </w:rPr>
-        <w:t>Merismatium lobariae</w:t>
-      </w:r>
-      <w:r>
-        <w:t xml:space="preserve"> (DD). Skrovellav är typisk art för </w:t>
-      </w:r>
-      <w:r>
-        <w:rPr>
-          <w:i/>
-        </w:rPr>
-        <w:t xml:space="preserve">9010 Taiga, 9020 Nordlig ädellövskog, 9040 Fjällbjörkskog, 9070 Trädklädd betesmark, 9160 Näringsrik ekskog, 9180 Ädellövskog i branter, 9190 Näringsfattig ekskog, 8210 Kalkbranter </w:t>
-      </w:r>
-      <w:r>
-        <w:t xml:space="preserve">och </w:t>
-      </w:r>
-      <w:r>
-        <w:rPr>
-          <w:i/>
-        </w:rPr>
-        <w:t>6530 Lövängar</w:t>
-      </w:r>
-      <w:r>
-        <w:t xml:space="preserve"> (SLU Artdatabanken, 2026; Nitare &amp; Skogsstyrelsen, 2019).</w:t>
-      </w:r>
-    </w:p>
-    <w:p>
-      <w:r>
-        <w:rPr>
-          <w:b/>
-        </w:rPr>
-        <w:t>Stuplav</w:t>
-      </w:r>
-      <w:r>
-        <w:t xml:space="preserve"> är en mycket bra signalart i hela sitt utbredningsområde och förekommer nästan enbart i skogsmiljöer med höga naturvärden. Den indikerar långvarig förekomst av gamla lövträd och miljöer med konstant hög luftfuktighet. I skogar med suboceaniskt klimat finns det en mycket sällsynt parasit, njurlavsknapp </w:t>
-      </w:r>
-      <w:r>
-        <w:rPr>
-          <w:i/>
-        </w:rPr>
-        <w:t>Pletocarpon nephromeum</w:t>
-      </w:r>
-      <w:r>
-        <w:t xml:space="preserve"> (EN), som växer på stuplav. Ytterligare tre sällsynta lavparasiter, </w:t>
-      </w:r>
-      <w:r>
-        <w:rPr>
-          <w:i/>
-        </w:rPr>
-        <w:t>Protounguicularia nephromatis</w:t>
-      </w:r>
-      <w:r>
-        <w:t xml:space="preserve"> (VU), </w:t>
-      </w:r>
-      <w:r>
-        <w:rPr>
-          <w:i/>
-        </w:rPr>
-        <w:t>Refractohilum galligenum</w:t>
-      </w:r>
-      <w:r>
-        <w:t xml:space="preserve"> (NT) och </w:t>
-      </w:r>
-      <w:r>
-        <w:rPr>
-          <w:i/>
-        </w:rPr>
-        <w:t>Roselliniella nephromatis</w:t>
-      </w:r>
-      <w:r>
-        <w:t xml:space="preserve"> (DD), kan också påträffas på stuplav. Stuplav är typisk art för </w:t>
-      </w:r>
-      <w:r>
-        <w:rPr>
-          <w:i/>
-        </w:rPr>
-        <w:t>9010 Taiga</w:t>
-      </w:r>
-      <w:r>
-        <w:t xml:space="preserve"> (SLU Artdatabanken, 2026; Nitare &amp; Skogsstyrelsen, 2019).</w:t>
       </w:r>
     </w:p>
     <w:p>
@@ -1299,7 +1256,7 @@
     <w:r>
       <w:tab/>
       <w:tab/>
-      <w:t>2026-06-20</w:t>
+      <w:t>2026-06-21</w:t>
       <w:br/>
       <w:br/>
     </w:r>

--- a/klagomål/A 60129-2022 FSC-klagomål.docx
+++ b/klagomål/A 60129-2022 FSC-klagomål.docx
@@ -1256,7 +1256,7 @@
     <w:r>
       <w:tab/>
       <w:tab/>
-      <w:t>2026-06-21</w:t>
+      <w:t>2026-06-22</w:t>
       <w:br/>
       <w:br/>
     </w:r>

--- a/klagomål/A 60129-2022 FSC-klagomål.docx
+++ b/klagomål/A 60129-2022 FSC-klagomål.docx
@@ -1256,7 +1256,7 @@
     <w:r>
       <w:tab/>
       <w:tab/>
-      <w:t>2026-06-22</w:t>
+      <w:t>2026-06-23</w:t>
       <w:br/>
       <w:br/>
     </w:r>

--- a/klagomål/A 60129-2022 FSC-klagomål.docx
+++ b/klagomål/A 60129-2022 FSC-klagomål.docx
@@ -1256,7 +1256,7 @@
     <w:r>
       <w:tab/>
       <w:tab/>
-      <w:t>2026-06-23</w:t>
+      <w:t>2026-06-24</w:t>
       <w:br/>
       <w:br/>
     </w:r>

--- a/klagomål/A 60129-2022 FSC-klagomål.docx
+++ b/klagomål/A 60129-2022 FSC-klagomål.docx
@@ -1256,7 +1256,7 @@
     <w:r>
       <w:tab/>
       <w:tab/>
-      <w:t>2026-06-24</w:t>
+      <w:t>2026-06-25</w:t>
       <w:br/>
       <w:br/>
     </w:r>

--- a/klagomål/A 60129-2022 FSC-klagomål.docx
+++ b/klagomål/A 60129-2022 FSC-klagomål.docx
@@ -1256,7 +1256,7 @@
     <w:r>
       <w:tab/>
       <w:tab/>
-      <w:t>2026-06-25</w:t>
+      <w:t>2026-06-26</w:t>
       <w:br/>
       <w:br/>
     </w:r>

--- a/klagomål/A 60129-2022 FSC-klagomål.docx
+++ b/klagomål/A 60129-2022 FSC-klagomål.docx
@@ -1256,7 +1256,7 @@
     <w:r>
       <w:tab/>
       <w:tab/>
-      <w:t>2026-06-26</w:t>
+      <w:t>2026-06-27</w:t>
       <w:br/>
       <w:br/>
     </w:r>

--- a/klagomål/A 60129-2022 FSC-klagomål.docx
+++ b/klagomål/A 60129-2022 FSC-klagomål.docx
@@ -1256,7 +1256,7 @@
     <w:r>
       <w:tab/>
       <w:tab/>
-      <w:t>2026-07-13</w:t>
+      <w:t>2026-07-14</w:t>
       <w:br/>
       <w:br/>
     </w:r>

--- a/klagomål/A 60129-2022 FSC-klagomål.docx
+++ b/klagomål/A 60129-2022 FSC-klagomål.docx
@@ -1256,7 +1256,7 @@
     <w:r>
       <w:tab/>
       <w:tab/>
-      <w:t>2026-07-14</w:t>
+      <w:t>2026-07-15</w:t>
       <w:br/>
       <w:br/>
     </w:r>

--- a/klagomål/A 60129-2022 FSC-klagomål.docx
+++ b/klagomål/A 60129-2022 FSC-klagomål.docx
@@ -1256,7 +1256,7 @@
     <w:r>
       <w:tab/>
       <w:tab/>
-      <w:t>2026-07-15</w:t>
+      <w:t>2026-07-16</w:t>
       <w:br/>
       <w:br/>
     </w:r>

--- a/klagomål/A 60129-2022 FSC-klagomål.docx
+++ b/klagomål/A 60129-2022 FSC-klagomål.docx
@@ -1256,7 +1256,7 @@
     <w:r>
       <w:tab/>
       <w:tab/>
-      <w:t>2026-07-16</w:t>
+      <w:t>2026-07-17</w:t>
       <w:br/>
       <w:br/>
     </w:r>

--- a/klagomål/A 60129-2022 FSC-klagomål.docx
+++ b/klagomål/A 60129-2022 FSC-klagomål.docx
@@ -1256,7 +1256,7 @@
     <w:r>
       <w:tab/>
       <w:tab/>
-      <w:t>2026-07-17</w:t>
+      <w:t>2026-07-18</w:t>
       <w:br/>
       <w:br/>
     </w:r>

--- a/klagomål/A 60129-2022 FSC-klagomål.docx
+++ b/klagomål/A 60129-2022 FSC-klagomål.docx
@@ -1256,7 +1256,7 @@
     <w:r>
       <w:tab/>
       <w:tab/>
-      <w:t>2026-07-18</w:t>
+      <w:t>2026-07-19</w:t>
       <w:br/>
       <w:br/>
     </w:r>

--- a/klagomål/A 60129-2022 FSC-klagomål.docx
+++ b/klagomål/A 60129-2022 FSC-klagomål.docx
@@ -1256,7 +1256,7 @@
     <w:r>
       <w:tab/>
       <w:tab/>
-      <w:t>2026-07-19</w:t>
+      <w:t>2026-07-20</w:t>
       <w:br/>
       <w:br/>
     </w:r>

--- a/klagomål/A 60129-2022 FSC-klagomål.docx
+++ b/klagomål/A 60129-2022 FSC-klagomål.docx
@@ -1256,7 +1256,7 @@
     <w:r>
       <w:tab/>
       <w:tab/>
-      <w:t>2026-07-20</w:t>
+      <w:t>2026-07-21</w:t>
       <w:br/>
       <w:br/>
     </w:r>

--- a/klagomål/A 60129-2022 FSC-klagomål.docx
+++ b/klagomål/A 60129-2022 FSC-klagomål.docx
@@ -1256,7 +1256,7 @@
     <w:r>
       <w:tab/>
       <w:tab/>
-      <w:t>2026-07-21</w:t>
+      <w:t>2026-07-22</w:t>
       <w:br/>
       <w:br/>
     </w:r>

--- a/klagomål/A 60129-2022 FSC-klagomål.docx
+++ b/klagomål/A 60129-2022 FSC-klagomål.docx
@@ -1256,7 +1256,7 @@
     <w:r>
       <w:tab/>
       <w:tab/>
-      <w:t>2026-07-22</w:t>
+      <w:t>2026-07-23</w:t>
       <w:br/>
       <w:br/>
     </w:r>

--- a/klagomål/A 60129-2022 FSC-klagomål.docx
+++ b/klagomål/A 60129-2022 FSC-klagomål.docx
@@ -1256,7 +1256,7 @@
     <w:r>
       <w:tab/>
       <w:tab/>
-      <w:t>2026-07-23</w:t>
+      <w:t>2026-07-24</w:t>
       <w:br/>
       <w:br/>
     </w:r>

--- a/klagomål/A 60129-2022 FSC-klagomål.docx
+++ b/klagomål/A 60129-2022 FSC-klagomål.docx
@@ -1256,7 +1256,7 @@
     <w:r>
       <w:tab/>
       <w:tab/>
-      <w:t>2026-07-24</w:t>
+      <w:t>2026-07-25</w:t>
       <w:br/>
       <w:br/>
     </w:r>

--- a/klagomål/A 60129-2022 FSC-klagomål.docx
+++ b/klagomål/A 60129-2022 FSC-klagomål.docx
@@ -1256,7 +1256,7 @@
     <w:r>
       <w:tab/>
       <w:tab/>
-      <w:t>2026-07-25</w:t>
+      <w:t>2026-07-26</w:t>
       <w:br/>
       <w:br/>
     </w:r>

--- a/klagomål/A 60129-2022 FSC-klagomål.docx
+++ b/klagomål/A 60129-2022 FSC-klagomål.docx
@@ -1256,7 +1256,7 @@
     <w:r>
       <w:tab/>
       <w:tab/>
-      <w:t>2026-07-26</w:t>
+      <w:t>2026-07-27</w:t>
       <w:br/>
       <w:br/>
     </w:r>

--- a/klagomål/A 60129-2022 FSC-klagomål.docx
+++ b/klagomål/A 60129-2022 FSC-klagomål.docx
@@ -1256,7 +1256,7 @@
     <w:r>
       <w:tab/>
       <w:tab/>
-      <w:t>2026-07-27</w:t>
+      <w:t>2026-07-28</w:t>
       <w:br/>
       <w:br/>
     </w:r>

--- a/klagomål/A 60129-2022 FSC-klagomål.docx
+++ b/klagomål/A 60129-2022 FSC-klagomål.docx
@@ -1256,7 +1256,7 @@
     <w:r>
       <w:tab/>
       <w:tab/>
-      <w:t>2026-07-28</w:t>
+      <w:t>2026-07-29</w:t>
       <w:br/>
       <w:br/>
     </w:r>

--- a/klagomål/A 60129-2022 FSC-klagomål.docx
+++ b/klagomål/A 60129-2022 FSC-klagomål.docx
@@ -1256,7 +1256,7 @@
     <w:r>
       <w:tab/>
       <w:tab/>
-      <w:t>2026-07-29</w:t>
+      <w:t>2026-07-30</w:t>
       <w:br/>
       <w:br/>
     </w:r>

--- a/klagomål/A 60129-2022 FSC-klagomål.docx
+++ b/klagomål/A 60129-2022 FSC-klagomål.docx
@@ -1256,7 +1256,7 @@
     <w:r>
       <w:tab/>
       <w:tab/>
-      <w:t>2026-07-30</w:t>
+      <w:t>2026-07-31</w:t>
       <w:br/>
       <w:br/>
     </w:r>

--- a/klagomål/A 60129-2022 FSC-klagomål.docx
+++ b/klagomål/A 60129-2022 FSC-klagomål.docx
@@ -1256,7 +1256,7 @@
     <w:r>
       <w:tab/>
       <w:tab/>
-      <w:t>2026-07-31</w:t>
+      <w:t>2026-08-01</w:t>
       <w:br/>
       <w:br/>
     </w:r>

--- a/klagomål/A 60129-2022 FSC-klagomål.docx
+++ b/klagomål/A 60129-2022 FSC-klagomål.docx
@@ -1256,7 +1256,7 @@
     <w:r>
       <w:tab/>
       <w:tab/>
-      <w:t>2026-08-01</w:t>
+      <w:t>2026-08-02</w:t>
       <w:br/>
       <w:br/>
     </w:r>

--- a/klagomål/A 60129-2022 FSC-klagomål.docx
+++ b/klagomål/A 60129-2022 FSC-klagomål.docx
@@ -1256,7 +1256,7 @@
     <w:r>
       <w:tab/>
       <w:tab/>
-      <w:t>2026-08-02</w:t>
+      <w:t>2026-08-03</w:t>
       <w:br/>
       <w:br/>
     </w:r>

--- a/klagomål/A 60129-2022 FSC-klagomål.docx
+++ b/klagomål/A 60129-2022 FSC-klagomål.docx
@@ -1256,7 +1256,7 @@
     <w:r>
       <w:tab/>
       <w:tab/>
-      <w:t>2026-08-03</w:t>
+      <w:t>2026-08-05</w:t>
       <w:br/>
       <w:br/>
     </w:r>

--- a/klagomål/A 60129-2022 FSC-klagomål.docx
+++ b/klagomål/A 60129-2022 FSC-klagomål.docx
@@ -1256,7 +1256,7 @@
     <w:r>
       <w:tab/>
       <w:tab/>
-      <w:t>2026-08-05</w:t>
+      <w:t>2026-08-07</w:t>
       <w:br/>
       <w:br/>
     </w:r>

--- a/klagomål/A 60129-2022 FSC-klagomål.docx
+++ b/klagomål/A 60129-2022 FSC-klagomål.docx
@@ -1256,7 +1256,7 @@
     <w:r>
       <w:tab/>
       <w:tab/>
-      <w:t>2026-08-07</w:t>
+      <w:t>2026-08-08</w:t>
       <w:br/>
       <w:br/>
     </w:r>

--- a/klagomål/A 60129-2022 FSC-klagomål.docx
+++ b/klagomål/A 60129-2022 FSC-klagomål.docx
@@ -216,7 +216,7 @@
         <w:spacing w:after="240"/>
       </w:pPr>
       <w:r>
-        <w:t>Figur 1. Fyndplatser för naturvårdsarter i och inom 25 meter från avverkningsanmälan. Markörer utan svart kant är placerade på fyndplatsen. Markörer med svart kant är placerade vid sidan av fyndplatsen har ett svart streck som visar fyndplatsens exakta position. Kartans mittpunktskoordinat är N 6822639, E 507852 i SWEREF 99 TM.</w:t>
+        <w:t>Figur 1. Fyndplatser för naturvårdsarter i och inom 25 meter från avverkningsanmälan. Markörer utan svart kant är placerade på fyndplatsen. Markörer med svart kant är placerade vid sidan av fyndplatsen och har ett svart streck som visar fyndplatsens exakta position. Kartans mittpunktskoordinat är N 6822639, E 507852 i SWEREF 99 TM.</w:t>
       </w:r>
     </w:p>
     <w:p>
@@ -1256,7 +1256,7 @@
     <w:r>
       <w:tab/>
       <w:tab/>
-      <w:t>2026-08-14</w:t>
+      <w:t>2026-08-15</w:t>
       <w:br/>
       <w:br/>
     </w:r>

--- a/klagomål/A 60129-2022 FSC-klagomål.docx
+++ b/klagomål/A 60129-2022 FSC-klagomål.docx
@@ -1256,7 +1256,7 @@
     <w:r>
       <w:tab/>
       <w:tab/>
-      <w:t>2026-08-15</w:t>
+      <w:t>2026-08-16</w:t>
       <w:br/>
       <w:br/>
     </w:r>

--- a/klagomål/A 60129-2022 FSC-klagomål.docx
+++ b/klagomål/A 60129-2022 FSC-klagomål.docx
@@ -1256,7 +1256,7 @@
     <w:r>
       <w:tab/>
       <w:tab/>
-      <w:t>2026-08-16</w:t>
+      <w:t>2026-08-17</w:t>
       <w:br/>
       <w:br/>
     </w:r>

--- a/klagomål/A 60129-2022 FSC-klagomål.docx
+++ b/klagomål/A 60129-2022 FSC-klagomål.docx
@@ -1256,7 +1256,7 @@
     <w:r>
       <w:tab/>
       <w:tab/>
-      <w:t>2026-08-17</w:t>
+      <w:t>2026-08-18</w:t>
       <w:br/>
       <w:br/>
     </w:r>

--- a/klagomål/A 60129-2022 FSC-klagomål.docx
+++ b/klagomål/A 60129-2022 FSC-klagomål.docx
@@ -1256,7 +1256,7 @@
     <w:r>
       <w:tab/>
       <w:tab/>
-      <w:t>2026-08-18</w:t>
+      <w:t>2026-08-19</w:t>
       <w:br/>
       <w:br/>
     </w:r>

--- a/klagomål/A 60129-2022 FSC-klagomål.docx
+++ b/klagomål/A 60129-2022 FSC-klagomål.docx
@@ -1256,7 +1256,7 @@
     <w:r>
       <w:tab/>
       <w:tab/>
-      <w:t>2026-08-19</w:t>
+      <w:t>2026-08-20</w:t>
       <w:br/>
       <w:br/>
     </w:r>

--- a/klagomål/A 60129-2022 FSC-klagomål.docx
+++ b/klagomål/A 60129-2022 FSC-klagomål.docx
@@ -1256,7 +1256,7 @@
     <w:r>
       <w:tab/>
       <w:tab/>
-      <w:t>2026-08-20</w:t>
+      <w:t>2026-08-21</w:t>
       <w:br/>
       <w:br/>
     </w:r>

--- a/klagomål/A 60129-2022 FSC-klagomål.docx
+++ b/klagomål/A 60129-2022 FSC-klagomål.docx
@@ -1256,7 +1256,7 @@
     <w:r>
       <w:tab/>
       <w:tab/>
-      <w:t>2026-08-21</w:t>
+      <w:t>2026-08-22</w:t>
       <w:br/>
       <w:br/>
     </w:r>

--- a/klagomål/A 60129-2022 FSC-klagomål.docx
+++ b/klagomål/A 60129-2022 FSC-klagomål.docx
@@ -1256,7 +1256,7 @@
     <w:r>
       <w:tab/>
       <w:tab/>
-      <w:t>2026-08-22</w:t>
+      <w:t>2026-08-23</w:t>
       <w:br/>
       <w:br/>
     </w:r>

--- a/klagomål/A 60129-2022 FSC-klagomål.docx
+++ b/klagomål/A 60129-2022 FSC-klagomål.docx
@@ -1256,7 +1256,7 @@
     <w:r>
       <w:tab/>
       <w:tab/>
-      <w:t>2026-08-23</w:t>
+      <w:t>2026-08-24</w:t>
       <w:br/>
       <w:br/>
     </w:r>

--- a/klagomål/A 60129-2022 FSC-klagomål.docx
+++ b/klagomål/A 60129-2022 FSC-klagomål.docx
@@ -1256,7 +1256,7 @@
     <w:r>
       <w:tab/>
       <w:tab/>
-      <w:t>2026-08-24</w:t>
+      <w:t>2026-08-25</w:t>
       <w:br/>
       <w:br/>
     </w:r>

--- a/klagomål/A 60129-2022 FSC-klagomål.docx
+++ b/klagomål/A 60129-2022 FSC-klagomål.docx
@@ -1256,7 +1256,7 @@
     <w:r>
       <w:tab/>
       <w:tab/>
-      <w:t>2026-08-25</w:t>
+      <w:t>2026-08-26</w:t>
       <w:br/>
       <w:br/>
     </w:r>

--- a/klagomål/A 60129-2022 FSC-klagomål.docx
+++ b/klagomål/A 60129-2022 FSC-klagomål.docx
@@ -1256,7 +1256,7 @@
     <w:r>
       <w:tab/>
       <w:tab/>
-      <w:t>2026-08-26</w:t>
+      <w:t>2026-08-27</w:t>
       <w:br/>
       <w:br/>
     </w:r>

--- a/klagomål/A 60129-2022 FSC-klagomål.docx
+++ b/klagomål/A 60129-2022 FSC-klagomål.docx
@@ -1256,7 +1256,7 @@
     <w:r>
       <w:tab/>
       <w:tab/>
-      <w:t>2026-08-27</w:t>
+      <w:t>2026-08-28</w:t>
       <w:br/>
       <w:br/>
     </w:r>

--- a/klagomål/A 60129-2022 FSC-klagomål.docx
+++ b/klagomål/A 60129-2022 FSC-klagomål.docx
@@ -1256,7 +1256,7 @@
     <w:r>
       <w:tab/>
       <w:tab/>
-      <w:t>2026-08-28</w:t>
+      <w:t>2026-08-29</w:t>
       <w:br/>
       <w:br/>
     </w:r>

--- a/klagomål/A 60129-2022 FSC-klagomål.docx
+++ b/klagomål/A 60129-2022 FSC-klagomål.docx
@@ -1256,7 +1256,7 @@
     <w:r>
       <w:tab/>
       <w:tab/>
-      <w:t>2026-08-29</w:t>
+      <w:t>2026-08-31</w:t>
       <w:br/>
       <w:br/>
     </w:r>

--- a/klagomål/A 60129-2022 FSC-klagomål.docx
+++ b/klagomål/A 60129-2022 FSC-klagomål.docx
@@ -1256,7 +1256,7 @@
     <w:r>
       <w:tab/>
       <w:tab/>
-      <w:t>2026-08-31</w:t>
+      <w:t>2026-09-01</w:t>
       <w:br/>
       <w:br/>
     </w:r>

--- a/klagomål/A 60129-2022 FSC-klagomål.docx
+++ b/klagomål/A 60129-2022 FSC-klagomål.docx
@@ -1256,7 +1256,7 @@
     <w:r>
       <w:tab/>
       <w:tab/>
-      <w:t>2026-09-01</w:t>
+      <w:t>2026-09-02</w:t>
       <w:br/>
       <w:br/>
     </w:r>

--- a/klagomål/A 60129-2022 FSC-klagomål.docx
+++ b/klagomål/A 60129-2022 FSC-klagomål.docx
@@ -1256,7 +1256,7 @@
     <w:r>
       <w:tab/>
       <w:tab/>
-      <w:t>2026-09-02</w:t>
+      <w:t>2026-09-03</w:t>
       <w:br/>
       <w:br/>
     </w:r>

--- a/klagomål/A 60129-2022 FSC-klagomål.docx
+++ b/klagomål/A 60129-2022 FSC-klagomål.docx
@@ -1256,7 +1256,7 @@
     <w:r>
       <w:tab/>
       <w:tab/>
-      <w:t>2026-09-03</w:t>
+      <w:t>2026-09-04</w:t>
       <w:br/>
       <w:br/>
     </w:r>

--- a/klagomål/A 60129-2022 FSC-klagomål.docx
+++ b/klagomål/A 60129-2022 FSC-klagomål.docx
@@ -1256,7 +1256,7 @@
     <w:r>
       <w:tab/>
       <w:tab/>
-      <w:t>2026-09-04</w:t>
+      <w:t>2026-09-05</w:t>
       <w:br/>
       <w:br/>
     </w:r>

--- a/klagomål/A 60129-2022 FSC-klagomål.docx
+++ b/klagomål/A 60129-2022 FSC-klagomål.docx
@@ -1256,7 +1256,7 @@
     <w:r>
       <w:tab/>
       <w:tab/>
-      <w:t>2026-09-05</w:t>
+      <w:t>2026-09-06</w:t>
       <w:br/>
       <w:br/>
     </w:r>

--- a/klagomål/A 60129-2022 FSC-klagomål.docx
+++ b/klagomål/A 60129-2022 FSC-klagomål.docx
@@ -1256,7 +1256,7 @@
     <w:r>
       <w:tab/>
       <w:tab/>
-      <w:t>2026-09-06</w:t>
+      <w:t>2026-09-07</w:t>
       <w:br/>
       <w:br/>
     </w:r>

--- a/klagomål/A 60129-2022 FSC-klagomål.docx
+++ b/klagomål/A 60129-2022 FSC-klagomål.docx
@@ -1256,7 +1256,7 @@
     <w:r>
       <w:tab/>
       <w:tab/>
-      <w:t>2026-09-07</w:t>
+      <w:t>2026-09-08</w:t>
       <w:br/>
       <w:br/>
     </w:r>

--- a/klagomål/A 60129-2022 FSC-klagomål.docx
+++ b/klagomål/A 60129-2022 FSC-klagomål.docx
@@ -1256,7 +1256,7 @@
     <w:r>
       <w:tab/>
       <w:tab/>
-      <w:t>2026-09-08</w:t>
+      <w:t>2026-09-09</w:t>
       <w:br/>
       <w:br/>
     </w:r>

--- a/klagomål/A 60129-2022 FSC-klagomål.docx
+++ b/klagomål/A 60129-2022 FSC-klagomål.docx
@@ -1256,7 +1256,7 @@
     <w:r>
       <w:tab/>
       <w:tab/>
-      <w:t>2026-09-09</w:t>
+      <w:t>2026-09-10</w:t>
       <w:br/>
       <w:br/>
     </w:r>

--- a/klagomål/A 60129-2022 FSC-klagomål.docx
+++ b/klagomål/A 60129-2022 FSC-klagomål.docx
@@ -1256,7 +1256,7 @@
     <w:r>
       <w:tab/>
       <w:tab/>
-      <w:t>2026-09-10</w:t>
+      <w:t>2026-09-11</w:t>
       <w:br/>
       <w:br/>
     </w:r>

--- a/klagomål/A 60129-2022 FSC-klagomål.docx
+++ b/klagomål/A 60129-2022 FSC-klagomål.docx
@@ -1256,7 +1256,7 @@
     <w:r>
       <w:tab/>
       <w:tab/>
-      <w:t>2026-09-11</w:t>
+      <w:t>2026-09-12</w:t>
       <w:br/>
       <w:br/>
     </w:r>

--- a/klagomål/A 60129-2022 FSC-klagomål.docx
+++ b/klagomål/A 60129-2022 FSC-klagomål.docx
@@ -1256,7 +1256,7 @@
     <w:r>
       <w:tab/>
       <w:tab/>
-      <w:t>2026-09-12</w:t>
+      <w:t>2026-09-13</w:t>
       <w:br/>
       <w:br/>
     </w:r>
